--- a/data/PLANO_EDITORIAL_HUMOR_HANDEBOL.docx
+++ b/data/PLANO_EDITORIAL_HUMOR_HANDEBOL.docx
@@ -3900,7 +3900,7 @@
                 <w:color w:val="000000"/>
                 <w:sz w:val="16"/>
               </w:rPr>
-              <w:t>Amostra (%)</w:t>
+              <w:t>Dia 1 (%)</w:t>
             </w:r>
           </w:p>
         </w:tc>
@@ -4047,7 +4047,7 @@
                 <w:color w:val="000000"/>
                 <w:sz w:val="16"/>
               </w:rPr>
-              <w:t>13,8</w:t>
+              <w:t>40,5</w:t>
             </w:r>
           </w:p>
         </w:tc>
@@ -4194,7 +4194,7 @@
                 <w:color w:val="000000"/>
                 <w:sz w:val="16"/>
               </w:rPr>
-              <w:t>9,4</w:t>
+              <w:t>7,1</w:t>
             </w:r>
           </w:p>
         </w:tc>
@@ -4341,7 +4341,7 @@
                 <w:color w:val="000000"/>
                 <w:sz w:val="16"/>
               </w:rPr>
-              <w:t>7,2</w:t>
+              <w:t>2,4</w:t>
             </w:r>
           </w:p>
         </w:tc>
@@ -4488,7 +4488,7 @@
                 <w:color w:val="000000"/>
                 <w:sz w:val="16"/>
               </w:rPr>
-              <w:t>56,8</w:t>
+              <w:t>26,2</w:t>
             </w:r>
           </w:p>
         </w:tc>
@@ -4635,7 +4635,7 @@
                 <w:color w:val="000000"/>
                 <w:sz w:val="16"/>
               </w:rPr>
-              <w:t>9,0</w:t>
+              <w:t>9,5</w:t>
             </w:r>
           </w:p>
         </w:tc>
@@ -4782,7 +4782,7 @@
                 <w:color w:val="000000"/>
                 <w:sz w:val="16"/>
               </w:rPr>
-              <w:t>3,7</w:t>
+              <w:t>14,3</w:t>
             </w:r>
           </w:p>
         </w:tc>
@@ -4848,7 +4848,7 @@
           <w:color w:val="000000"/>
           <w:sz w:val="16"/>
         </w:rPr>
-        <w:t>Nota: as definições e as prevalências normativas são da amostra A de Parsons-Smith, Terry e Machin (2017), sobre escores T. A prevalência nesta amostra usa padronização dentro da própria amostra, na ausência de normas de escore T para handebol de elite, e por isso não é diretamente comparável à norma. A Figura 1 quantifica essa diferença.</w:t>
+        <w:t>Nota: as definições e as prevalências normativas são da amostra A de Parsons-Smith, Terry e Machin (2017), sobre escores T. A prevalência nesta amostra é a do dia de repouso, pela classificação sobre escores T adotada depois da auditoria registrada em data/AUDITORIA_PERFIS_HUMOR.docx. A Figura 1 compara as duas distribuições.</w:t>
       </w:r>
     </w:p>
     <w:p>
@@ -4876,7 +4876,7 @@
       <w:r>
         <w:drawing>
           <wp:inline xmlns:a="http://schemas.openxmlformats.org/drawingml/2006/main" xmlns:pic="http://schemas.openxmlformats.org/drawingml/2006/picture">
-            <wp:extent cx="5760000" cy="2207492"/>
+            <wp:extent cx="5760000" cy="2169351"/>
             <wp:docPr id="1" name="Picture 1"/>
             <wp:cNvGraphicFramePr>
               <a:graphicFrameLocks noChangeAspect="1"/>
@@ -4897,7 +4897,7 @@
                   <pic:spPr>
                     <a:xfrm>
                       <a:off x="0" y="0"/>
-                      <a:ext cx="5760000" cy="2207492"/>
+                      <a:ext cx="5760000" cy="2169351"/>
                     </a:xfrm>
                     <a:prstGeom prst="rect"/>
                   </pic:spPr>
